--- a/database/published/substack/s-hw-1/s-hw-1.docx
+++ b/database/published/substack/s-hw-1/s-hw-1.docx
@@ -16,7 +16,23 @@
           <w:sz w:val="56"/>
           <w:szCs w:val="56"/>
         </w:rPr>
-        <w:t xml:space="preserve">The Reactionary Nature of Popular Answers to the Two Week Phase </w:t>
+        <w:t xml:space="preserve">The Reactionary Nature of Popular Answers to the </w:t>
+      </w:r>
+      <w:proofErr w:type="gramStart"/>
+      <w:r>
+        <w:rPr>
+          <w:sz w:val="56"/>
+          <w:szCs w:val="56"/>
+        </w:rPr>
+        <w:t>Two Week</w:t>
+      </w:r>
+      <w:proofErr w:type="gramEnd"/>
+      <w:r>
+        <w:rPr>
+          <w:sz w:val="56"/>
+          <w:szCs w:val="56"/>
+        </w:rPr>
+        <w:t xml:space="preserve"> Phase </w:t>
       </w:r>
     </w:p>
     <w:p>
@@ -38,11 +54,11 @@
     <w:p>
       <w:pPr>
         <w:pStyle w:val="BodyText"/>
-        <w:rPr>
-          <w:i/>
-          <w:iCs/>
-        </w:rPr>
-      </w:pPr>
+        <w:jc w:val="right"/>
+      </w:pPr>
+      <w:r>
+        <w:t>IMSC: S-HW-1</w:t>
+      </w:r>
     </w:p>
     <w:p>
       <w:pPr>
@@ -129,14 +145,30 @@
           <w:i/>
           <w:iCs/>
         </w:rPr>
-        <w:t>result of changes to the game and its community</w:t>
-      </w:r>
-      <w:r>
-        <w:rPr>
-          <w:i/>
-          <w:iCs/>
-        </w:rPr>
-        <w:t xml:space="preserve">, and </w:t>
+        <w:t xml:space="preserve">result of changes to the game and its </w:t>
+      </w:r>
+      <w:proofErr w:type="gramStart"/>
+      <w:r>
+        <w:rPr>
+          <w:i/>
+          <w:iCs/>
+        </w:rPr>
+        <w:t>community</w:t>
+      </w:r>
+      <w:r>
+        <w:rPr>
+          <w:i/>
+          <w:iCs/>
+        </w:rPr>
+        <w:t>, and</w:t>
+      </w:r>
+      <w:proofErr w:type="gramEnd"/>
+      <w:r>
+        <w:rPr>
+          <w:i/>
+          <w:iCs/>
+        </w:rPr>
+        <w:t xml:space="preserve"> </w:t>
       </w:r>
       <w:r>
         <w:rPr>
@@ -344,7 +376,15 @@
         <w:t>,</w:t>
       </w:r>
       <w:r>
-        <w:t xml:space="preserve"> using Minecraft Theory. The same cannot be said for many of the popular solutions proposed online around the time the Two Week Minecraft Phase was being popularized. </w:t>
+        <w:t xml:space="preserve"> using Minecraft Theory. The same cannot be said for many of the popular solutions proposed online around the time the </w:t>
+      </w:r>
+      <w:proofErr w:type="gramStart"/>
+      <w:r>
+        <w:t>Two Week</w:t>
+      </w:r>
+      <w:proofErr w:type="gramEnd"/>
+      <w:r>
+        <w:t xml:space="preserve"> Minecraft Phase was being popularized. </w:t>
       </w:r>
       <w:r>
         <w:t xml:space="preserve">Mostly on YouTube, these videos </w:t>
@@ -362,13 +402,45 @@
         <w:t xml:space="preserve"> </w:t>
       </w:r>
       <w:r>
-        <w:t>critique despite the fact that they don’t adhere much to our ‘modern’ understanding of these topics and are actively reductive in their analysis. This popular view can be illustrated by the videos that will be analyzed here, which are: SirGiovanni’s video, “How To Make The 2 Week Minecraft Phase Last Forever”, with over</w:t>
+        <w:t xml:space="preserve">critique </w:t>
+      </w:r>
+      <w:proofErr w:type="gramStart"/>
+      <w:r>
+        <w:t>despite the fact that</w:t>
+      </w:r>
+      <w:proofErr w:type="gramEnd"/>
+      <w:r>
+        <w:t xml:space="preserve"> they don’t adhere much to our ‘modern’ understanding of these topics and are actively reductive in their analysis. This popular view can be illustrated by the videos that will be analyzed here, which are: </w:t>
+      </w:r>
+      <w:proofErr w:type="spellStart"/>
+      <w:r>
+        <w:t>SirGiovanni’s</w:t>
+      </w:r>
+      <w:proofErr w:type="spellEnd"/>
+      <w:r>
+        <w:t xml:space="preserve"> video, “How </w:t>
+      </w:r>
+      <w:proofErr w:type="gramStart"/>
+      <w:r>
+        <w:t>To</w:t>
+      </w:r>
+      <w:proofErr w:type="gramEnd"/>
+      <w:r>
+        <w:t xml:space="preserve"> Make The 2 Week Minecraft Phase Last Forever”, with over</w:t>
       </w:r>
       <w:r>
         <w:t xml:space="preserve"> 100,000</w:t>
       </w:r>
       <w:r>
-        <w:t xml:space="preserve"> views and over 500 comments and niko’s video, “The 2 Week Minecraft Phase Explained”, with over </w:t>
+        <w:t xml:space="preserve"> views and over 500 comments and </w:t>
+      </w:r>
+      <w:proofErr w:type="spellStart"/>
+      <w:r>
+        <w:t>niko’s</w:t>
+      </w:r>
+      <w:proofErr w:type="spellEnd"/>
+      <w:r>
+        <w:t xml:space="preserve"> video, “The 2 Week Minecraft Phase Explained”, with over </w:t>
       </w:r>
       <w:r>
         <w:t>two million</w:t>
@@ -407,19 +479,40 @@
         <w:t>are</w:t>
       </w:r>
       <w:r>
-        <w:t>. They present a world in which change spontaneously appears and starts to cause problems—niko’s video highlights this quite nicely. His general analysis advocates playing the game “without subscribing to whatever the current update or meta is for the game right now”</w:t>
+        <w:t>. They present a world in which change spontaneously appears and starts to cause problems—</w:t>
+      </w:r>
+      <w:proofErr w:type="spellStart"/>
+      <w:r>
+        <w:t>niko’s</w:t>
+      </w:r>
+      <w:proofErr w:type="spellEnd"/>
+      <w:r>
+        <w:t xml:space="preserve"> video highlights this quite nicely. His general analysis advocates playing the game “without subscribing to whatever the current update or meta is for the game right now”</w:t>
       </w:r>
       <w:r>
         <w:t xml:space="preserve"> </w:t>
       </w:r>
       <w:r>
-        <w:t xml:space="preserve">(2024, 6:30). While there’s nothing wrong with viewing certain ways of playing the game as detrimental, niko doesn’t identify this, he is specifically talking about what is “new”. </w:t>
+        <w:t xml:space="preserve">(2024, 6:30). While there’s nothing wrong with viewing certain ways of playing the game as detrimental, </w:t>
+      </w:r>
+      <w:proofErr w:type="spellStart"/>
+      <w:r>
+        <w:t>niko</w:t>
+      </w:r>
+      <w:proofErr w:type="spellEnd"/>
+      <w:r>
+        <w:t xml:space="preserve"> doesn’t identify this, he is specifically talking about what is “new”. </w:t>
       </w:r>
       <w:r>
         <w:t xml:space="preserve">Without explaining what the problem with the new update or meta is; </w:t>
       </w:r>
-      <w:r>
-        <w:t xml:space="preserve">niko </w:t>
+      <w:proofErr w:type="spellStart"/>
+      <w:r>
+        <w:t>niko</w:t>
+      </w:r>
+      <w:proofErr w:type="spellEnd"/>
+      <w:r>
+        <w:t xml:space="preserve"> </w:t>
       </w:r>
       <w:r>
         <w:t>focus</w:t>
@@ -473,8 +566,13 @@
         <w:t xml:space="preserve">” </w:t>
       </w:r>
       <w:r>
-        <w:t>(niko</w:t>
-      </w:r>
+        <w:t>(</w:t>
+      </w:r>
+      <w:proofErr w:type="spellStart"/>
+      <w:r>
+        <w:t>niko</w:t>
+      </w:r>
+      <w:proofErr w:type="spellEnd"/>
       <w:r>
         <w:t>,</w:t>
       </w:r>
@@ -501,7 +599,15 @@
         <w:t>your</w:t>
       </w:r>
       <w:r>
-        <w:t xml:space="preserve"> Minecraft experience; rather than any sort of structure that incentivizes this behavior. </w:t>
+        <w:t xml:space="preserve"> Minecraft </w:t>
+      </w:r>
+      <w:proofErr w:type="gramStart"/>
+      <w:r>
+        <w:t>experience;</w:t>
+      </w:r>
+      <w:proofErr w:type="gramEnd"/>
+      <w:r>
+        <w:t xml:space="preserve"> rather than any sort of structure that incentivizes this behavior. </w:t>
       </w:r>
     </w:p>
     <w:p>
@@ -510,7 +616,23 @@
         <w:ind w:firstLine="709"/>
       </w:pPr>
       <w:r>
-        <w:t>Slightly different in presentation, SirGiovanni posits a functionally identical analysis. SirGiovanni’s argument is different in that it focuses more on what has been</w:t>
+        <w:t xml:space="preserve">Slightly different in presentation, </w:t>
+      </w:r>
+      <w:proofErr w:type="spellStart"/>
+      <w:r>
+        <w:t>SirGiovanni</w:t>
+      </w:r>
+      <w:proofErr w:type="spellEnd"/>
+      <w:r>
+        <w:t xml:space="preserve"> posits a functionally identical analysis. </w:t>
+      </w:r>
+      <w:proofErr w:type="spellStart"/>
+      <w:r>
+        <w:t>SirGiovanni’s</w:t>
+      </w:r>
+      <w:proofErr w:type="spellEnd"/>
+      <w:r>
+        <w:t xml:space="preserve"> argument is different in that it focuses more on what has been</w:t>
       </w:r>
       <w:r>
         <w:rPr>
@@ -538,7 +660,15 @@
         <w:t>,</w:t>
       </w:r>
       <w:r>
-        <w:t xml:space="preserve"> 5:13). This analysis is surface level. It doesn’t present any cause-and-effect behind it, and as a result of this</w:t>
+        <w:t xml:space="preserve"> 5:13). This analysis is surface level. It doesn’t present any cause-and-effect behind it, and </w:t>
+      </w:r>
+      <w:proofErr w:type="gramStart"/>
+      <w:r>
+        <w:t>as a result of</w:t>
+      </w:r>
+      <w:proofErr w:type="gramEnd"/>
+      <w:r>
+        <w:t xml:space="preserve"> this</w:t>
       </w:r>
       <w:r>
         <w:t>,</w:t>
@@ -578,13 +708,26 @@
         <w:t xml:space="preserve"> </w:t>
       </w:r>
       <w:r>
-        <w:t>(SirGiovanni</w:t>
-      </w:r>
+        <w:t>(</w:t>
+      </w:r>
+      <w:proofErr w:type="spellStart"/>
+      <w:r>
+        <w:t>SirGiovanni</w:t>
+      </w:r>
+      <w:proofErr w:type="spellEnd"/>
       <w:r>
         <w:t>,</w:t>
       </w:r>
       <w:r>
-        <w:t xml:space="preserve"> 2024, 3:12). Similarly to the point on creativity, </w:t>
+        <w:t xml:space="preserve"> 2024, 3:12). </w:t>
+      </w:r>
+      <w:proofErr w:type="gramStart"/>
+      <w:r>
+        <w:t>Similarly</w:t>
+      </w:r>
+      <w:proofErr w:type="gramEnd"/>
+      <w:r>
+        <w:t xml:space="preserve"> to the point on creativity, </w:t>
       </w:r>
       <w:r>
         <w:t>the creator</w:t>
@@ -602,13 +745,26 @@
         <w:t>without making a case for it</w:t>
       </w:r>
       <w:r>
-        <w:t xml:space="preserve">. SirGiovanni’s way of thinking exemplifies the non-systematic element of reactionary MT. His line of argumentation is functionally </w:t>
+        <w:t xml:space="preserve">. </w:t>
+      </w:r>
+      <w:proofErr w:type="spellStart"/>
+      <w:r>
+        <w:t>SirGiovanni’s</w:t>
+      </w:r>
+      <w:proofErr w:type="spellEnd"/>
+      <w:r>
+        <w:t xml:space="preserve"> way of thinking exemplifies the non-systematic element of reactionary MT. His line of argumentation is functionally </w:t>
       </w:r>
       <w:r>
         <w:t xml:space="preserve">analogous to </w:t>
       </w:r>
-      <w:r>
-        <w:t xml:space="preserve">niko’s because of how it implies that the past was better without identifying </w:t>
+      <w:proofErr w:type="spellStart"/>
+      <w:r>
+        <w:t>niko’s</w:t>
+      </w:r>
+      <w:proofErr w:type="spellEnd"/>
+      <w:r>
+        <w:t xml:space="preserve"> because of how it implies that the past was better without identifying </w:t>
       </w:r>
       <w:r>
         <w:t xml:space="preserve">any </w:t>
@@ -689,7 +845,15 @@
         <w:t>,</w:t>
       </w:r>
       <w:r>
-        <w:t xml:space="preserve"> what is the aforementioned past that they advocate </w:t>
+        <w:t xml:space="preserve"> what is the </w:t>
+      </w:r>
+      <w:proofErr w:type="gramStart"/>
+      <w:r>
+        <w:t>aforementioned past</w:t>
+      </w:r>
+      <w:proofErr w:type="gramEnd"/>
+      <w:r>
+        <w:t xml:space="preserve"> that they advocate </w:t>
       </w:r>
       <w:r>
         <w:t>we</w:t>
@@ -706,8 +870,13 @@
       <w:r>
         <w:t xml:space="preserve">? Rather than </w:t>
       </w:r>
-      <w:r>
-        <w:t xml:space="preserve">actually looking </w:t>
+      <w:proofErr w:type="gramStart"/>
+      <w:r>
+        <w:t>actually looking</w:t>
+      </w:r>
+      <w:proofErr w:type="gramEnd"/>
+      <w:r>
+        <w:t xml:space="preserve"> </w:t>
       </w:r>
       <w:r>
         <w:t xml:space="preserve">into the past, </w:t>
@@ -793,14 +962,27 @@
         <w:t xml:space="preserve"> </w:t>
       </w:r>
       <w:r>
-        <w:t>(see: Britannica, 2016). In niko’s video</w:t>
+        <w:t xml:space="preserve">(see: Britannica, 2016). In </w:t>
+      </w:r>
+      <w:proofErr w:type="spellStart"/>
+      <w:r>
+        <w:t>niko’s</w:t>
+      </w:r>
+      <w:proofErr w:type="spellEnd"/>
+      <w:r>
+        <w:t xml:space="preserve"> video</w:t>
       </w:r>
       <w:r>
         <w:t>,</w:t>
       </w:r>
       <w:r>
-        <w:t xml:space="preserve"> he provides a seemingly relatable anecdote to his viewers; saying, “we all have that one friend who speedruns the game to the point to where he has 64 Diamond Blocks and 43 Elytras</w:t>
-      </w:r>
+        <w:t xml:space="preserve"> he provides a seemingly relatable anecdote to his viewers; saying, “we all have that one friend who speedruns the game to the point to where he has 64 Diamond Blocks and 43 </w:t>
+      </w:r>
+      <w:proofErr w:type="spellStart"/>
+      <w:r>
+        <w:t>Elytras</w:t>
+      </w:r>
+      <w:proofErr w:type="spellEnd"/>
       <w:r>
         <w:t>…</w:t>
       </w:r>
@@ -823,8 +1005,13 @@
         <w:t xml:space="preserve">he </w:t>
       </w:r>
       <w:r>
-        <w:t>juxtaposes it with what he interprets as the “correct” way of playing the game. This creates a binary understanding of how Minecraft is played, simplifying it to a point unrecognizable from reality. Also, small side tangent, this framing, particularly in using the word “speedrun”, serves to devalue speedrunners</w:t>
-      </w:r>
+        <w:t xml:space="preserve">juxtaposes it with what he interprets as the “correct” way of playing the game. This creates a binary understanding of how Minecraft is played, simplifying it to a point unrecognizable from reality. Also, small side tangent, this framing, particularly in using the word “speedrun”, serves to devalue </w:t>
+      </w:r>
+      <w:proofErr w:type="spellStart"/>
+      <w:r>
+        <w:t>speedrunners</w:t>
+      </w:r>
+      <w:proofErr w:type="spellEnd"/>
       <w:r>
         <w:t>’</w:t>
       </w:r>
@@ -845,7 +1032,15 @@
         <w:t>wrong</w:t>
       </w:r>
       <w:r>
-        <w:t xml:space="preserve"> way to enjoy a game. Speaking from personal experience, game designers try to encourage certain behavior or feeling in their design, however this does not mean that players will actually adhere to </w:t>
+        <w:t xml:space="preserve"> way to enjoy a game. Speaking from personal experience, game designers try to encourage certain behavior or feeling in their design, however this does not mean that players will </w:t>
+      </w:r>
+      <w:proofErr w:type="gramStart"/>
+      <w:r>
+        <w:t>actually adhere</w:t>
+      </w:r>
+      <w:proofErr w:type="gramEnd"/>
+      <w:r>
+        <w:t xml:space="preserve"> to </w:t>
       </w:r>
       <w:r>
         <w:t>the designers’</w:t>
@@ -888,8 +1083,13 @@
         <w:t xml:space="preserve">—at least </w:t>
       </w:r>
       <w:r>
-        <w:t>not for everyone. A similarly simplified idea is presented by SirGiovanni</w:t>
-      </w:r>
+        <w:t xml:space="preserve">not for everyone. A similarly simplified idea is presented by </w:t>
+      </w:r>
+      <w:proofErr w:type="spellStart"/>
+      <w:r>
+        <w:t>SirGiovanni</w:t>
+      </w:r>
+      <w:proofErr w:type="spellEnd"/>
       <w:r>
         <w:t xml:space="preserve">, </w:t>
       </w:r>
@@ -904,7 +1104,15 @@
         <w:t xml:space="preserve"> </w:t>
       </w:r>
       <w:r>
-        <w:t xml:space="preserve">(SirGiovanni, 2024, 2:21). Once again, we see </w:t>
+        <w:t>(</w:t>
+      </w:r>
+      <w:proofErr w:type="spellStart"/>
+      <w:r>
+        <w:t>SirGiovanni</w:t>
+      </w:r>
+      <w:proofErr w:type="spellEnd"/>
+      <w:r>
+        <w:t xml:space="preserve">, 2024, 2:21). Once again, we see </w:t>
       </w:r>
       <w:r>
         <w:t xml:space="preserve">an </w:t>
@@ -932,7 +1140,23 @@
         <w:t xml:space="preserve"> </w:t>
       </w:r>
       <w:r>
-        <w:t>(see: Britannica, 2012). Both niko and SirGiovanni go on to basically say that building and what they call “creativity” are the intended ways of playing Minecraft</w:t>
+        <w:t xml:space="preserve">(see: Britannica, 2012). Both </w:t>
+      </w:r>
+      <w:proofErr w:type="spellStart"/>
+      <w:r>
+        <w:t>niko</w:t>
+      </w:r>
+      <w:proofErr w:type="spellEnd"/>
+      <w:r>
+        <w:t xml:space="preserve"> and </w:t>
+      </w:r>
+      <w:proofErr w:type="spellStart"/>
+      <w:r>
+        <w:t>SirGiovanni</w:t>
+      </w:r>
+      <w:proofErr w:type="spellEnd"/>
+      <w:r>
+        <w:t xml:space="preserve"> go on to basically say that building and what they call “creativity” are the intended ways of playing Minecraft</w:t>
       </w:r>
       <w:r>
         <w:t xml:space="preserve"> </w:t>
@@ -940,15 +1164,22 @@
       <w:r>
         <w:t>(</w:t>
       </w:r>
-      <w:r>
-        <w:t xml:space="preserve">niko, </w:t>
+      <w:proofErr w:type="spellStart"/>
+      <w:r>
+        <w:t>niko</w:t>
+      </w:r>
+      <w:proofErr w:type="spellEnd"/>
+      <w:r>
+        <w:t xml:space="preserve">, </w:t>
       </w:r>
       <w:r>
         <w:t xml:space="preserve">2024; </w:t>
       </w:r>
+      <w:proofErr w:type="spellStart"/>
       <w:r>
         <w:t>SirGiovanni</w:t>
       </w:r>
+      <w:proofErr w:type="spellEnd"/>
       <w:r>
         <w:t xml:space="preserve">, </w:t>
       </w:r>
@@ -959,7 +1190,15 @@
         <w:t xml:space="preserve">develop </w:t>
       </w:r>
       <w:r>
-        <w:t xml:space="preserve">this argument with something generally considered positive, which is creativity, and saying that that is what Minecraft is about. These ideas are reactionary in that they revert back to a simplistic model of Minecraft in order to justify their view of intention and nature being the superior way of playing the game. The problem with these reactionary ideas is that they present a “correct” way of playing Minecraft, which is a highly black and white view and directly antithetical to the common understanding within the </w:t>
+        <w:t xml:space="preserve">this argument with something generally considered positive, which is creativity, and saying that that is what Minecraft is about. These ideas are reactionary in that they </w:t>
+      </w:r>
+      <w:proofErr w:type="gramStart"/>
+      <w:r>
+        <w:t>revert back</w:t>
+      </w:r>
+      <w:proofErr w:type="gramEnd"/>
+      <w:r>
+        <w:t xml:space="preserve"> to a simplistic model of Minecraft in order to justify their view of intention and nature being the superior way of playing the game. The problem with these reactionary ideas is that they present a “correct” way of playing Minecraft, which is a highly black and white view and directly antithetical to the common understanding within the </w:t>
       </w:r>
       <w:r>
         <w:t>contemporary</w:t>
@@ -974,7 +1213,15 @@
       </w:pPr>
       <w:r>
         <w:tab/>
-        <w:t xml:space="preserve">Now that we understand their arguments, we can look at what they have to back it up, which is… </w:t>
+        <w:t xml:space="preserve">Now that we understand their arguments, we can look at what they </w:t>
+      </w:r>
+      <w:proofErr w:type="gramStart"/>
+      <w:r>
+        <w:t>have to</w:t>
+      </w:r>
+      <w:proofErr w:type="gramEnd"/>
+      <w:r>
+        <w:t xml:space="preserve"> back it up, which is… </w:t>
       </w:r>
       <w:r>
         <w:rPr>
@@ -1056,7 +1303,15 @@
         <w:t>do</w:t>
       </w:r>
       <w:r>
-        <w:t xml:space="preserve"> start presenting themselves as a source of authority without qualifying that their ideas are purely their own without any evidence beyond anecdote. All of this is to make a very obvious point; these videos should not be taken seriously within the realm of MT. Other than understanding the development of MT, they are redundant and reductive in understanding Minecraft as it is. How they present their argument is not the direction the MT community should go in; something that MT YouTube especially should keep in mind. If we want to be taken seriously, we first need to take ourselves seriously and in doing that recognize when and when not to lend credit to something.</w:t>
+        <w:t xml:space="preserve"> start presenting themselves as a source of authority without qualifying that their ideas are purely their own without any evidence beyond anecdote. All of this is to make </w:t>
+      </w:r>
+      <w:proofErr w:type="gramStart"/>
+      <w:r>
+        <w:t>a very obvious</w:t>
+      </w:r>
+      <w:proofErr w:type="gramEnd"/>
+      <w:r>
+        <w:t xml:space="preserve"> point; these videos should not be taken seriously within the realm of MT. Other than understanding the development of MT, they are redundant and reductive in understanding Minecraft as it is. How they present their argument is not the direction the MT community should go in; something that MT YouTube especially should keep in mind. If we want to be taken seriously, we first need to take ourselves seriously and in doing that recognize when and when not to lend credit to something.</w:t>
       </w:r>
     </w:p>
     <w:p>
@@ -1065,7 +1320,31 @@
       </w:pPr>
       <w:r>
         <w:tab/>
-        <w:t>Something in particular that we should not take seriously is when these videos use emotion over evidence. SirGiovanni and niko employ the use of nostalgia to resona</w:t>
+        <w:t xml:space="preserve">Something </w:t>
+      </w:r>
+      <w:proofErr w:type="gramStart"/>
+      <w:r>
+        <w:t>in particular that</w:t>
+      </w:r>
+      <w:proofErr w:type="gramEnd"/>
+      <w:r>
+        <w:t xml:space="preserve"> we should not take seriously is when these videos use emotion over evidence. </w:t>
+      </w:r>
+      <w:proofErr w:type="spellStart"/>
+      <w:r>
+        <w:t>SirGiovanni</w:t>
+      </w:r>
+      <w:proofErr w:type="spellEnd"/>
+      <w:r>
+        <w:t xml:space="preserve"> and </w:t>
+      </w:r>
+      <w:proofErr w:type="spellStart"/>
+      <w:r>
+        <w:t>niko</w:t>
+      </w:r>
+      <w:proofErr w:type="spellEnd"/>
+      <w:r>
+        <w:t xml:space="preserve"> employ the use of nostalgia to resona</w:t>
       </w:r>
       <w:r>
         <w:t>te</w:t>
@@ -1081,7 +1360,23 @@
         <w:t xml:space="preserve"> referring to</w:t>
       </w:r>
       <w:r>
-        <w:t xml:space="preserve"> the game and the community. An example we see throughout both niko and SirGiovanni’s videos is the use of older versions as background visuals</w:t>
+        <w:t xml:space="preserve"> the game and the community. An example we see throughout both </w:t>
+      </w:r>
+      <w:proofErr w:type="spellStart"/>
+      <w:r>
+        <w:t>niko</w:t>
+      </w:r>
+      <w:proofErr w:type="spellEnd"/>
+      <w:r>
+        <w:t xml:space="preserve"> and </w:t>
+      </w:r>
+      <w:proofErr w:type="spellStart"/>
+      <w:r>
+        <w:t>SirGiovanni’s</w:t>
+      </w:r>
+      <w:proofErr w:type="spellEnd"/>
+      <w:r>
+        <w:t xml:space="preserve"> videos is the use of older versions as background visuals</w:t>
       </w:r>
       <w:r>
         <w:t xml:space="preserve"> </w:t>
@@ -1089,15 +1384,22 @@
       <w:r>
         <w:t>(</w:t>
       </w:r>
-      <w:r>
-        <w:t xml:space="preserve">niko, </w:t>
+      <w:proofErr w:type="spellStart"/>
+      <w:r>
+        <w:t>niko</w:t>
+      </w:r>
+      <w:proofErr w:type="spellEnd"/>
+      <w:r>
+        <w:t xml:space="preserve">, </w:t>
       </w:r>
       <w:r>
         <w:t xml:space="preserve">2024; </w:t>
       </w:r>
+      <w:proofErr w:type="spellStart"/>
       <w:r>
         <w:t>SirGiovanni</w:t>
       </w:r>
+      <w:proofErr w:type="spellEnd"/>
       <w:r>
         <w:t xml:space="preserve">, </w:t>
       </w:r>
@@ -1120,13 +1422,37 @@
         <w:t xml:space="preserve">trigger </w:t>
       </w:r>
       <w:r>
-        <w:t>of childhood nostalgia within the viewer. This then forms the association between their argument, their prescription, and that feeling. The assumption that, in the cloud of nostalgia, they were playing the game in the “correct way” in the past, according to SirGiovanni and niko’s assessment. Nostalgia isn’t a concept that they are trying to hide from the viewer</w:t>
+        <w:t xml:space="preserve">of childhood nostalgia within the viewer. This then forms the association between their argument, their prescription, and that feeling. The assumption that, in the cloud of nostalgia, they were playing the game in the “correct way” in the past, according to </w:t>
+      </w:r>
+      <w:proofErr w:type="spellStart"/>
+      <w:r>
+        <w:t>SirGiovanni</w:t>
+      </w:r>
+      <w:proofErr w:type="spellEnd"/>
+      <w:r>
+        <w:t xml:space="preserve"> and </w:t>
+      </w:r>
+      <w:proofErr w:type="spellStart"/>
+      <w:r>
+        <w:t>niko’s</w:t>
+      </w:r>
+      <w:proofErr w:type="spellEnd"/>
+      <w:r>
+        <w:t xml:space="preserve"> assessment. Nostalgia isn’t a concept that they are trying to hide from the viewer</w:t>
       </w:r>
       <w:r>
         <w:t>,</w:t>
       </w:r>
       <w:r>
-        <w:t xml:space="preserve"> of course, both of them freely bring up how nostalgia plays a role in the desire to play Minecraft</w:t>
+        <w:t xml:space="preserve"> of course, </w:t>
+      </w:r>
+      <w:proofErr w:type="gramStart"/>
+      <w:r>
+        <w:t>both of them</w:t>
+      </w:r>
+      <w:proofErr w:type="gramEnd"/>
+      <w:r>
+        <w:t xml:space="preserve"> freely bring up how nostalgia plays a role in the desire to play Minecraft</w:t>
       </w:r>
       <w:r>
         <w:t xml:space="preserve"> </w:t>
@@ -1134,15 +1460,22 @@
       <w:r>
         <w:t>(</w:t>
       </w:r>
-      <w:r>
-        <w:t xml:space="preserve">niko, </w:t>
+      <w:proofErr w:type="spellStart"/>
+      <w:r>
+        <w:t>niko</w:t>
+      </w:r>
+      <w:proofErr w:type="spellEnd"/>
+      <w:r>
+        <w:t xml:space="preserve">, </w:t>
       </w:r>
       <w:r>
         <w:t xml:space="preserve">2024; </w:t>
       </w:r>
+      <w:proofErr w:type="spellStart"/>
       <w:r>
         <w:t>SirGiovanni</w:t>
       </w:r>
+      <w:proofErr w:type="spellEnd"/>
       <w:r>
         <w:t xml:space="preserve">, </w:t>
       </w:r>
@@ -1162,7 +1495,22 @@
       </w:pPr>
       <w:r>
         <w:tab/>
-        <w:t xml:space="preserve">SirGiovanni, niko and anyone else positing similar ideas are not acting in malice or trying to mislead. These videos came out before the IMS, before the currency debate, and before anything else we would consider Minecraft Theory, but they show a clear desire to understand the game that they love. </w:t>
+      </w:r>
+      <w:proofErr w:type="spellStart"/>
+      <w:r>
+        <w:t>SirGiovanni</w:t>
+      </w:r>
+      <w:proofErr w:type="spellEnd"/>
+      <w:r>
+        <w:t xml:space="preserve">, </w:t>
+      </w:r>
+      <w:proofErr w:type="spellStart"/>
+      <w:r>
+        <w:t>niko</w:t>
+      </w:r>
+      <w:proofErr w:type="spellEnd"/>
+      <w:r>
+        <w:t xml:space="preserve"> and anyone else positing similar ideas are not acting in malice or trying to mislead. These videos came out before the IMS, before the currency debate, and before anything else we would consider Minecraft Theory, but they show a clear desire to understand the game that they love. </w:t>
       </w:r>
       <w:r>
         <w:t>When</w:t>
@@ -1174,7 +1522,15 @@
         <w:t>,</w:t>
       </w:r>
       <w:r>
-        <w:t xml:space="preserve"> it is easy to get caught up in the sentimentality of things. Presenting Minecraft as a misunderstood masterpiece is a romantic idea, an infantilizing one. But that ideal can lead to reactionary tendencies. These reactionary tendencies then lead to actually misunderstanding Minecraft on a fundamental level. I wouldn’t even say that all the ideas that they present are wrong per se, I agree that playing Minecraft at a slower pace will lead to more enjoyment, I agree that social media has played a part in making the modern Minecraft experience worse, and I agree that creativity is important. However, the difference is that I see change as an avenue for solutions rather than a malicious force that should be avoided at all costs. Minecraft Theory should be considered a science, and science is based on evidence</w:t>
+        <w:t xml:space="preserve"> it is easy to get caught up in the sentimentality of things. Presenting Minecraft as a misunderstood masterpiece is a romantic idea, an infantilizing one. But that ideal can lead to reactionary tendencies. These reactionary tendencies then lead to </w:t>
+      </w:r>
+      <w:proofErr w:type="gramStart"/>
+      <w:r>
+        <w:t>actually misunderstanding</w:t>
+      </w:r>
+      <w:proofErr w:type="gramEnd"/>
+      <w:r>
+        <w:t xml:space="preserve"> Minecraft on a fundamental level. I wouldn’t even say that all the ideas that they present are wrong per se, I agree that playing Minecraft at a slower pace will lead to more enjoyment, I agree that social media has played a part in making the modern Minecraft experience worse, and I agree that creativity is important. However, the difference is that I see change as an avenue for solutions rather than a malicious force that should be avoided at all costs. Minecraft Theory should be considered a science, and science is based on evidence</w:t>
       </w:r>
       <w:r>
         <w:t xml:space="preserve">, </w:t>
@@ -1266,8 +1622,13 @@
         <w:pStyle w:val="BodyText"/>
         <w:ind w:left="709" w:hanging="720"/>
       </w:pPr>
-      <w:r>
-        <w:t xml:space="preserve">niko, 2024. The 2 Week Minecraft Phase Explained. </w:t>
+      <w:proofErr w:type="spellStart"/>
+      <w:r>
+        <w:t>niko</w:t>
+      </w:r>
+      <w:proofErr w:type="spellEnd"/>
+      <w:r>
+        <w:t xml:space="preserve">, 2024. The 2 Week Minecraft Phase Explained. </w:t>
       </w:r>
       <w:hyperlink r:id="rId10">
         <w:r>
@@ -1286,8 +1647,13 @@
         <w:pStyle w:val="BodyText"/>
         <w:ind w:left="709" w:hanging="720"/>
       </w:pPr>
-      <w:r>
-        <w:t>SirGiovanni, 2024. How To Make The 2 Week Minecraft Phase Last Forever.</w:t>
+      <w:proofErr w:type="spellStart"/>
+      <w:r>
+        <w:t>SirGiovanni</w:t>
+      </w:r>
+      <w:proofErr w:type="spellEnd"/>
+      <w:r>
+        <w:t>, 2024. How To Make The 2 Week Minecraft Phase Last Forever.</w:t>
       </w:r>
       <w:r>
         <w:rPr>
